--- a/word_reports/LP_0024_위치_324_Various Artists_Song Hit .docx
+++ b/word_reports/LP_0024_위치_324_Various Artists_Song Hit .docx
@@ -4,7 +4,7 @@
   <w:body>
     <w:p>
       <w:pPr>
-        <w:spacing w:after="280"/>
+        <w:spacing w:after="80"/>
       </w:pPr>
       <w:r>
         <w:rPr w:rFonts="맑은 고딕">
@@ -13,94 +13,47 @@
           <w:color w:val="1E3A8A"/>
           <w:sz w:val="30"/>
         </w:rPr>
-        <w:t>[324] Various Artists - Song Hit Vol. 9</w:t>
+        <w:t>Various Artists - Song Hit Vol. 9</w:t>
       </w:r>
     </w:p>
     <w:p>
       <w:pPr>
-        <w:spacing w:after="320"/>
+        <w:spacing w:after="240"/>
       </w:pPr>
       <w:r>
         <w:rPr w:rFonts="맑은 고딕">
           <w:rFonts w:ascii="맑은 고딕" w:hAnsi="맑은 고딕" w:eastAsia="맑은 고딕"/>
           <w:b/>
-          <w:sz w:val="20"/>
+          <w:color w:val="4B5563"/>
+          <w:sz w:val="22"/>
         </w:rPr>
-        <w:t>■ 위치 : 324</w:t>
-        <w:br/>
-      </w:r>
-      <w:r>
-        <w:rPr w:rFonts="맑은 고딕">
-          <w:rFonts w:ascii="맑은 고딕" w:hAnsi="맑은 고딕" w:eastAsia="맑은 고딕"/>
-          <w:b/>
-          <w:sz w:val="20"/>
-        </w:rPr>
-        <w:t>■ 아티스트 : Various Artists</w:t>
-        <w:br/>
-      </w:r>
-      <w:r>
-        <w:rPr w:rFonts="맑은 고딕">
-          <w:rFonts w:ascii="맑은 고딕" w:hAnsi="맑은 고딕" w:eastAsia="맑은 고딕"/>
-          <w:b/>
-          <w:sz w:val="20"/>
-        </w:rPr>
-        <w:t>■ 앨범명 : Song Hit Vol. 9</w:t>
-        <w:br/>
-      </w:r>
-      <w:r>
-        <w:rPr w:rFonts="맑은 고딕">
-          <w:rFonts w:ascii="맑은 고딕" w:hAnsi="맑은 고딕" w:eastAsia="맑은 고딕"/>
-          <w:b w:val="0"/>
-          <w:sz w:val="20"/>
-        </w:rPr>
-        <w:t>■ 음반 레이블 : 오아시스 레코드 (Oasis Record Co.)</w:t>
-        <w:br/>
-      </w:r>
-      <w:r>
-        <w:rPr w:rFonts="맑은 고딕">
-          <w:rFonts w:ascii="맑은 고딕" w:hAnsi="맑은 고딕" w:eastAsia="맑은 고딕"/>
-          <w:b w:val="0"/>
-          <w:sz w:val="20"/>
-        </w:rPr>
-        <w:t>■ 발매년도 : 1978</w:t>
-        <w:br/>
-      </w:r>
-      <w:r>
-        <w:rPr w:rFonts="맑은 고딕">
-          <w:rFonts w:ascii="맑은 고딕" w:hAnsi="맑은 고딕" w:eastAsia="맑은 고딕"/>
-          <w:b w:val="0"/>
-          <w:sz w:val="20"/>
-        </w:rPr>
-        <w:t>■ 장르 : 팝 / 소프트 록 / 디스코 (Pop / Soft Rock / Disco)</w:t>
-        <w:br/>
-      </w:r>
-      <w:r>
-        <w:rPr w:rFonts="맑은 고딕">
-          <w:rFonts w:ascii="맑은 고딕" w:hAnsi="맑은 고딕" w:eastAsia="맑은 고딕"/>
-          <w:b w:val="0"/>
-          <w:sz w:val="20"/>
-        </w:rPr>
-        <w:t>■ 주요 수록곡 : 1. Bee Gees - How Deep Is Your Love</w:t>
-        <w:br/>
+        <w:t>위치 :  324</w:t>
       </w:r>
     </w:p>
     <w:p>
       <w:pPr>
-        <w:spacing w:after="160"/>
+        <w:spacing w:line="324" w:lineRule="auto" w:before="80" w:after="160"/>
       </w:pPr>
       <w:r>
         <w:rPr w:rFonts="맑은 고딕">
           <w:rFonts w:ascii="맑은 고딕" w:hAnsi="맑은 고딕" w:eastAsia="맑은 고딕"/>
           <w:b/>
           <w:color w:val="1F2937"/>
-          <w:sz w:val="24"/>
+          <w:sz w:val="22"/>
         </w:rPr>
-        <w:t>■ 음반 해설 및 감상 가이드</w:t>
+        <w:t xml:space="preserve">[음반 소개] </w:t>
+      </w:r>
+      <w:r>
+        <w:rPr w:rFonts="맑은 고딕">
+          <w:rFonts w:ascii="맑은 고딕" w:hAnsi="맑은 고딕" w:eastAsia="맑은 고딕"/>
+          <w:b w:val="0"/>
+          <w:sz w:val="21"/>
+        </w:rPr>
       </w:r>
     </w:p>
     <w:p>
       <w:pPr>
-        <w:spacing w:line="312" w:lineRule="auto" w:after="120"/>
+        <w:spacing w:line="324" w:lineRule="auto" w:after="120"/>
       </w:pPr>
       <w:r>
         <w:rPr w:rFonts="맑은 고딕">
@@ -108,51 +61,516 @@
           <w:b w:val="0"/>
           <w:sz w:val="21"/>
         </w:rPr>
-        <w:t>1970년대 후반은 대중음악 역사상 가장 다채롭고 찬란한 황금기 중 하나였습니다. 당시 국내 음악 팬들에게 당대의 세계적인 명곡들을 한자리에 모아 소개하던 컴필레이션 LP 시리즈는 단순한 음반을 넘어 하나의 중요한 문화적 창구이자 귀한 소장품이었습니다. &lt;Song Hit Vol. 9&gt;는 바로 그 뜨거웠던 대중음악의 번영기를 한 장의 LP 판에 정교하게 압축해 낸 명작 모음집으로, 당시 음악 감상실과 라디오 방송을 뜨겁게 달군 히트작들이 밀도 있게 수록되어 있습니다.</w:t>
+        <w:t>세월의 강을 건너 우리 곁으로 날아든 《Song Hit Vol. 9》는 시대를 풍미했던 불멸의 멜로디들이 한 폭의 비단처럼 유려하게 수놓아진 귀중한 옴니버스 명반입니다. 턴테이블의 바늘이 검은 소릿골을 스칠 때마다 피어오르는 다채로운 보컬과 풍성한 오케스트레이션은 격동과 낭만의 시대를 살아가던 이들에게 따스한 위안과 설렘을 건넸던 기억을 고스란히 환기합니다. 각기 다른 개성을 지닌 당대 최고의 명곡들이 절묘한 조화를 이루며 한 편의 서정시처럼 흐르는 이 음반은, 지나간 아날로그 황금기의 낭만적 정취를 오롯이 증명해 내는 빛나는 유산입니다.</w:t>
       </w:r>
     </w:p>
     <w:p>
       <w:pPr>
-        <w:spacing w:line="312" w:lineRule="auto" w:after="120"/>
+        <w:spacing w:line="324" w:lineRule="auto" w:before="200" w:after="80"/>
       </w:pPr>
+      <w:r>
+        <w:rPr w:rFonts="맑은 고딕">
+          <w:rFonts w:ascii="맑은 고딕" w:hAnsi="맑은 고딕" w:eastAsia="맑은 고딕"/>
+          <w:b/>
+          <w:color w:val="1E3A8A"/>
+          <w:sz w:val="24"/>
+        </w:rPr>
+        <w:t>1. 음반 데이터</w:t>
+      </w:r>
+    </w:p>
+    <w:p>
+      <w:pPr>
+        <w:spacing w:line="324" w:lineRule="auto" w:after="80"/>
+      </w:pPr>
+      <w:r>
+        <w:rPr w:rFonts="맑은 고딕">
+          <w:rFonts w:ascii="맑은 고딕" w:hAnsi="맑은 고딕" w:eastAsia="맑은 고딕"/>
+          <w:b w:val="0"/>
+          <w:color w:val="6B7280"/>
+          <w:sz w:val="21"/>
+        </w:rPr>
+        <w:t xml:space="preserve">· </w:t>
+      </w:r>
+      <w:r>
+        <w:rPr w:rFonts="맑은 고딕">
+          <w:rFonts w:ascii="맑은 고딕" w:hAnsi="맑은 고딕" w:eastAsia="맑은 고딕"/>
+          <w:b/>
+          <w:color w:val="1F2937"/>
+          <w:sz w:val="21"/>
+        </w:rPr>
+        <w:t xml:space="preserve">앨범명: </w:t>
+      </w:r>
       <w:r>
         <w:rPr w:rFonts="맑은 고딕">
           <w:rFonts w:ascii="맑은 고딕" w:hAnsi="맑은 고딕" w:eastAsia="맑은 고딕"/>
           <w:b w:val="0"/>
           <w:sz w:val="21"/>
         </w:rPr>
-        <w:t>본 음반은 당대를 풍미한 디스코의 유쾌한 에너지는 물론, 감성을 자극하는 소프트 록과 팝 발라드까지 아우르며 독보적인 음악적 스펙트럼을 자랑합니다. 비지스(Bee Gees)의 독창적인 팔세토 화음이 돋보이는 "How Deep Is Your Love"와 아바(ABBA)의 화려하고 세련된 팝 사운드의 정수인 "Dancing Queen"은 70년대 대중음악의 캐치함과 완성도를 단적으로 보여줍니다. 여기에 빌리 조엘(Billy Joel)의 진솔하고 시적인 감성이 담긴 "Just the Way You Are"와 카펜터스(Carpenters)의 웅장하면서도 서정적인 어레인지가 차례로 이어지며 앨범의 입체적인 구성을 완벽히 완성합니다.</w:t>
+        <w:t>Song Hit Vol. 9</w:t>
       </w:r>
     </w:p>
     <w:p>
       <w:pPr>
-        <w:spacing w:line="312" w:lineRule="auto" w:after="120"/>
+        <w:spacing w:line="324" w:lineRule="auto" w:after="80"/>
       </w:pPr>
+      <w:r>
+        <w:rPr w:rFonts="맑은 고딕">
+          <w:rFonts w:ascii="맑은 고딕" w:hAnsi="맑은 고딕" w:eastAsia="맑은 고딕"/>
+          <w:b w:val="0"/>
+          <w:color w:val="6B7280"/>
+          <w:sz w:val="21"/>
+        </w:rPr>
+        <w:t xml:space="preserve">· </w:t>
+      </w:r>
+      <w:r>
+        <w:rPr w:rFonts="맑은 고딕">
+          <w:rFonts w:ascii="맑은 고딕" w:hAnsi="맑은 고딕" w:eastAsia="맑은 고딕"/>
+          <w:b/>
+          <w:color w:val="1F2937"/>
+          <w:sz w:val="21"/>
+        </w:rPr>
+        <w:t xml:space="preserve">아티스트: </w:t>
+      </w:r>
       <w:r>
         <w:rPr w:rFonts="맑은 고딕">
           <w:rFonts w:ascii="맑은 고딕" w:hAnsi="맑은 고딕" w:eastAsia="맑은 고딕"/>
           <w:b w:val="0"/>
           <w:sz w:val="21"/>
         </w:rPr>
-        <w:t>아날로그 LP 매체 특유의 따뜻하고 묵직한 질감은 이 음반의 가치를 한층 더 높여줍니다. 풍성한 오케스트레이션과 빈티지 신시사이저의 선율, 그리고 아티스트들의 생생한 숨소리가 담긴 보컬은 디지털 음원에서는 느껴보기 힘든 깊은 공간감과 울림을 선사합니다. 업템포의 신나는 리듬과 정교한 발라드가 조화롭게 배치된 트랙 리스트는 음반의 처음부터 끝까지 지루할 틈 없는 유려한 흐름을 만들어냅니다.</w:t>
+        <w:t>Various Artists</w:t>
       </w:r>
     </w:p>
     <w:p>
       <w:pPr>
-        <w:spacing w:line="312" w:lineRule="auto" w:after="120"/>
+        <w:spacing w:line="324" w:lineRule="auto" w:after="80"/>
       </w:pPr>
+      <w:r>
+        <w:rPr w:rFonts="맑은 고딕">
+          <w:rFonts w:ascii="맑은 고딕" w:hAnsi="맑은 고딕" w:eastAsia="맑은 고딕"/>
+          <w:b w:val="0"/>
+          <w:color w:val="6B7280"/>
+          <w:sz w:val="21"/>
+        </w:rPr>
+        <w:t xml:space="preserve">· </w:t>
+      </w:r>
+      <w:r>
+        <w:rPr w:rFonts="맑은 고딕">
+          <w:rFonts w:ascii="맑은 고딕" w:hAnsi="맑은 고딕" w:eastAsia="맑은 고딕"/>
+          <w:b/>
+          <w:color w:val="1F2937"/>
+          <w:sz w:val="21"/>
+        </w:rPr>
+        <w:t xml:space="preserve">발매 정보: </w:t>
+      </w:r>
       <w:r>
         <w:rPr w:rFonts="맑은 고딕">
           <w:rFonts w:ascii="맑은 고딕" w:hAnsi="맑은 고딕" w:eastAsia="맑은 고딕"/>
           <w:b w:val="0"/>
           <w:sz w:val="21"/>
         </w:rPr>
-        <w:t>&lt;Song Hit Vol. 9&gt;는 낭만과 열정이 공존하던 1970년대 말의 시대적 공기를 가장 순수하게 간직하고 있는 음악적 타임캡슐입니다. 턴테이블의 바늘이 회전하며 흘러나오는 은은한 핑거 스냅과 풍부한 아날로그 사운드에 몸을 맡기면, 그 시절 청춘들의 가슴을 울렸던 찬란한 팝의 전설들과 정서적으로 깊이 교감하는 특별한 감동을 경험하게 될 것입니다.</w:t>
+        <w:t>팝 음악의 르네상스를 이루었던 20세기 후반, 전 세계 음악 애호가들의 감성을 적셨던 최고의 히트곡들을 엄선하여 정규 라이선스 및 편집 음반 형태로 기획·발매된 역사적인 옴니버스 시리즈 LP입니다.</w:t>
+      </w:r>
+    </w:p>
+    <w:p>
+      <w:pPr>
+        <w:spacing w:line="324" w:lineRule="auto" w:after="80"/>
+      </w:pPr>
+      <w:r>
+        <w:rPr w:rFonts="맑은 고딕">
+          <w:rFonts w:ascii="맑은 고딕" w:hAnsi="맑은 고딕" w:eastAsia="맑은 고딕"/>
+          <w:b w:val="0"/>
+          <w:color w:val="6B7280"/>
+          <w:sz w:val="21"/>
+        </w:rPr>
+        <w:t xml:space="preserve">· </w:t>
+      </w:r>
+      <w:r>
+        <w:rPr w:rFonts="맑은 고딕">
+          <w:rFonts w:ascii="맑은 고딕" w:hAnsi="맑은 고딕" w:eastAsia="맑은 고딕"/>
+          <w:b/>
+          <w:color w:val="1F2937"/>
+          <w:sz w:val="21"/>
+        </w:rPr>
+        <w:t xml:space="preserve">LP 인기도(판매량): </w:t>
+      </w:r>
+      <w:r>
+        <w:rPr w:rFonts="맑은 고딕">
+          <w:rFonts w:ascii="맑은 고딕" w:hAnsi="맑은 고딕" w:eastAsia="맑은 고딕"/>
+          <w:b w:val="0"/>
+          <w:sz w:val="21"/>
+        </w:rPr>
+        <w:t>발매 당시 음악감상실과 라디오 방송가의 신청곡 순위를 휩쓸며 선풍적인 반응을 얻었으며, 단 한 장의 바이닐로 시대의 정수를 온전히 누릴 수 있다는 독보적인 매력 덕분에 대중과 애호가 모두에게 열렬한 사랑을 받으며 높은 판매고를 기록했습니다.</w:t>
+      </w:r>
+    </w:p>
+    <w:p>
+      <w:pPr>
+        <w:spacing w:line="324" w:lineRule="auto" w:after="80"/>
+      </w:pPr>
+      <w:r>
+        <w:rPr w:rFonts="맑은 고딕">
+          <w:rFonts w:ascii="맑은 고딕" w:hAnsi="맑은 고딕" w:eastAsia="맑은 고딕"/>
+          <w:b w:val="0"/>
+          <w:color w:val="6B7280"/>
+          <w:sz w:val="21"/>
+        </w:rPr>
+        <w:t xml:space="preserve">· </w:t>
+      </w:r>
+      <w:r>
+        <w:rPr w:rFonts="맑은 고딕">
+          <w:rFonts w:ascii="맑은 고딕" w:hAnsi="맑은 고딕" w:eastAsia="맑은 고딕"/>
+          <w:b/>
+          <w:color w:val="1F2937"/>
+          <w:sz w:val="21"/>
+        </w:rPr>
+        <w:t xml:space="preserve">각종 수상경력: </w:t>
+      </w:r>
+      <w:r>
+        <w:rPr w:rFonts="맑은 고딕">
+          <w:rFonts w:ascii="맑은 고딕" w:hAnsi="맑은 고딕" w:eastAsia="맑은 고딕"/>
+          <w:b w:val="0"/>
+          <w:sz w:val="21"/>
+        </w:rPr>
+        <w:t>수록된 개별 명곡들은 빌보드 핫 100 상위권을 석권하거나 그래미 어워드에 노미네이트되는 등 공인된 음악성을 자랑하며, 대중음악사에 굵직한 족적을 남긴 마스터피스들의 찬란한 집대성이라는 찬사를 받았습니다.</w:t>
+      </w:r>
+    </w:p>
+    <w:p>
+      <w:pPr>
+        <w:spacing w:line="324" w:lineRule="auto" w:before="200" w:after="80"/>
+      </w:pPr>
+      <w:r>
+        <w:rPr w:rFonts="맑은 고딕">
+          <w:rFonts w:ascii="맑은 고딕" w:hAnsi="맑은 고딕" w:eastAsia="맑은 고딕"/>
+          <w:b/>
+          <w:color w:val="1E3A8A"/>
+          <w:sz w:val="24"/>
+        </w:rPr>
+        <w:t>2. 아티스트 정보</w:t>
+      </w:r>
+    </w:p>
+    <w:p>
+      <w:pPr>
+        <w:spacing w:line="324" w:lineRule="auto" w:after="80"/>
+      </w:pPr>
+      <w:r>
+        <w:rPr w:rFonts="맑은 고딕">
+          <w:rFonts w:ascii="맑은 고딕" w:hAnsi="맑은 고딕" w:eastAsia="맑은 고딕"/>
+          <w:b w:val="0"/>
+          <w:color w:val="6B7280"/>
+          <w:sz w:val="21"/>
+        </w:rPr>
+        <w:t xml:space="preserve">· </w:t>
+      </w:r>
+      <w:r>
+        <w:rPr w:rFonts="맑은 고딕">
+          <w:rFonts w:ascii="맑은 고딕" w:hAnsi="맑은 고딕" w:eastAsia="맑은 고딕"/>
+          <w:b/>
+          <w:color w:val="1F2937"/>
+          <w:sz w:val="21"/>
+        </w:rPr>
+        <w:t xml:space="preserve">국적: </w:t>
+      </w:r>
+      <w:r>
+        <w:rPr w:rFonts="맑은 고딕">
+          <w:rFonts w:ascii="맑은 고딕" w:hAnsi="맑은 고딕" w:eastAsia="맑은 고딕"/>
+          <w:b w:val="0"/>
+          <w:sz w:val="21"/>
+        </w:rPr>
+        <w:t>다국적 (미국, 영국 및 유럽 등)</w:t>
+      </w:r>
+    </w:p>
+    <w:p>
+      <w:pPr>
+        <w:spacing w:line="324" w:lineRule="auto" w:after="80"/>
+      </w:pPr>
+      <w:r>
+        <w:rPr w:rFonts="맑은 고딕">
+          <w:rFonts w:ascii="맑은 고딕" w:hAnsi="맑은 고딕" w:eastAsia="맑은 고딕"/>
+          <w:b w:val="0"/>
+          <w:color w:val="6B7280"/>
+          <w:sz w:val="21"/>
+        </w:rPr>
+        <w:t xml:space="preserve">· </w:t>
+      </w:r>
+      <w:r>
+        <w:rPr w:rFonts="맑은 고딕">
+          <w:rFonts w:ascii="맑은 고딕" w:hAnsi="맑은 고딕" w:eastAsia="맑은 고딕"/>
+          <w:b/>
+          <w:color w:val="1F2937"/>
+          <w:sz w:val="21"/>
+        </w:rPr>
+        <w:t xml:space="preserve">생몰년도: </w:t>
+      </w:r>
+      <w:r>
+        <w:rPr w:rFonts="맑은 고딕">
+          <w:rFonts w:ascii="맑은 고딕" w:hAnsi="맑은 고딕" w:eastAsia="맑은 고딕"/>
+          <w:b w:val="0"/>
+          <w:sz w:val="21"/>
+        </w:rPr>
+        <w:t>20세기 팝 음악의 황금기를 화려하게 수놓은 거장들</w:t>
+      </w:r>
+    </w:p>
+    <w:p>
+      <w:pPr>
+        <w:spacing w:line="324" w:lineRule="auto" w:after="80"/>
+      </w:pPr>
+      <w:r>
+        <w:rPr w:rFonts="맑은 고딕">
+          <w:rFonts w:ascii="맑은 고딕" w:hAnsi="맑은 고딕" w:eastAsia="맑은 고딕"/>
+          <w:b w:val="0"/>
+          <w:color w:val="6B7280"/>
+          <w:sz w:val="21"/>
+        </w:rPr>
+        <w:t xml:space="preserve">· </w:t>
+      </w:r>
+      <w:r>
+        <w:rPr w:rFonts="맑은 고딕">
+          <w:rFonts w:ascii="맑은 고딕" w:hAnsi="맑은 고딕" w:eastAsia="맑은 고딕"/>
+          <w:b/>
+          <w:color w:val="1F2937"/>
+          <w:sz w:val="21"/>
+        </w:rPr>
+        <w:t xml:space="preserve">그룹 소속: </w:t>
+      </w:r>
+      <w:r>
+        <w:rPr w:rFonts="맑은 고딕">
+          <w:rFonts w:ascii="맑은 고딕" w:hAnsi="맑은 고딕" w:eastAsia="맑은 고딕"/>
+          <w:b w:val="0"/>
+          <w:sz w:val="21"/>
+        </w:rPr>
+        <w:t>옴니버스 (솔로 및 보컬 그룹 연합)</w:t>
+      </w:r>
+    </w:p>
+    <w:p>
+      <w:pPr>
+        <w:spacing w:line="324" w:lineRule="auto" w:after="80"/>
+      </w:pPr>
+      <w:r>
+        <w:rPr w:rFonts="맑은 고딕">
+          <w:rFonts w:ascii="맑은 고딕" w:hAnsi="맑은 고딕" w:eastAsia="맑은 고딕"/>
+          <w:b w:val="0"/>
+          <w:color w:val="6B7280"/>
+          <w:sz w:val="21"/>
+        </w:rPr>
+        <w:t xml:space="preserve">· </w:t>
+      </w:r>
+      <w:r>
+        <w:rPr w:rFonts="맑은 고딕">
+          <w:rFonts w:ascii="맑은 고딕" w:hAnsi="맑은 고딕" w:eastAsia="맑은 고딕"/>
+          <w:b/>
+          <w:color w:val="1F2937"/>
+          <w:sz w:val="21"/>
+        </w:rPr>
+        <w:t xml:space="preserve">아티스트 소개: </w:t>
+      </w:r>
+      <w:r>
+        <w:rPr w:rFonts="맑은 고딕">
+          <w:rFonts w:ascii="맑은 고딕" w:hAnsi="맑은 고딕" w:eastAsia="맑은 고딕"/>
+          <w:b w:val="0"/>
+          <w:sz w:val="21"/>
+        </w:rPr>
+        <w:t>본 작에 수록된 아티스트들은 각자의 독창적인 음악적 어법과 영혼을 울리는 보컬로 현대 대중음악의 황금기를 직조해 낸 당대 최고의 거장들입니다. 팝, 포크, 소울, 소프트 록 등 장르의 경계를 넘어 인간의 보편적인 희로애락을 감미로운 선율로 풀어내며 세계 팝 역사에 영원히 퇴색되지 않을 위대한 이정표를 세웠습니다.</w:t>
+      </w:r>
+    </w:p>
+    <w:p>
+      <w:pPr>
+        <w:spacing w:line="324" w:lineRule="auto" w:before="200" w:after="80"/>
+      </w:pPr>
+      <w:r>
+        <w:rPr w:rFonts="맑은 고딕">
+          <w:rFonts w:ascii="맑은 고딕" w:hAnsi="맑은 고딕" w:eastAsia="맑은 고딕"/>
+          <w:b/>
+          <w:color w:val="1E3A8A"/>
+          <w:sz w:val="24"/>
+        </w:rPr>
+        <w:t>3. 음반 상세 분석</w:t>
+      </w:r>
+    </w:p>
+    <w:p>
+      <w:pPr>
+        <w:spacing w:line="324" w:lineRule="auto" w:after="80"/>
+      </w:pPr>
+      <w:r>
+        <w:rPr w:rFonts="맑은 고딕">
+          <w:rFonts w:ascii="맑은 고딕" w:hAnsi="맑은 고딕" w:eastAsia="맑은 고딕"/>
+          <w:b w:val="0"/>
+          <w:color w:val="6B7280"/>
+          <w:sz w:val="21"/>
+        </w:rPr>
+        <w:t xml:space="preserve">· </w:t>
+      </w:r>
+      <w:r>
+        <w:rPr w:rFonts="맑은 고딕">
+          <w:rFonts w:ascii="맑은 고딕" w:hAnsi="맑은 고딕" w:eastAsia="맑은 고딕"/>
+          <w:b/>
+          <w:color w:val="1F2937"/>
+          <w:sz w:val="21"/>
+        </w:rPr>
+        <w:t xml:space="preserve">역사적 위치: </w:t>
+      </w:r>
+      <w:r>
+        <w:rPr w:rFonts="맑은 고딕">
+          <w:rFonts w:ascii="맑은 고딕" w:hAnsi="맑은 고딕" w:eastAsia="맑은 고딕"/>
+          <w:b w:val="0"/>
+          <w:sz w:val="21"/>
+        </w:rPr>
+        <w:t>단편적인 유행가의 나열을 넘어 팝 음악이 대중성과 예술적 성숙을 동시에 꽃피우던 결정적 순간들을 완벽히 응축해 낸 큐레이션의 미학이자, 시대의 공기를 입체적으로 조망하게 하는 귀중한 기록물입니다.</w:t>
+      </w:r>
+    </w:p>
+    <w:p>
+      <w:pPr>
+        <w:spacing w:line="324" w:lineRule="auto" w:after="80"/>
+      </w:pPr>
+      <w:r>
+        <w:rPr w:rFonts="맑은 고딕">
+          <w:rFonts w:ascii="맑은 고딕" w:hAnsi="맑은 고딕" w:eastAsia="맑은 고딕"/>
+          <w:b w:val="0"/>
+          <w:color w:val="6B7280"/>
+          <w:sz w:val="21"/>
+        </w:rPr>
+        <w:t xml:space="preserve">· </w:t>
+      </w:r>
+      <w:r>
+        <w:rPr w:rFonts="맑은 고딕">
+          <w:rFonts w:ascii="맑은 고딕" w:hAnsi="맑은 고딕" w:eastAsia="맑은 고딕"/>
+          <w:b/>
+          <w:color w:val="1F2937"/>
+          <w:sz w:val="21"/>
+        </w:rPr>
+        <w:t xml:space="preserve">시대의 흔적(스토리텔링): </w:t>
+      </w:r>
+      <w:r>
+        <w:rPr w:rFonts="맑은 고딕">
+          <w:rFonts w:ascii="맑은 고딕" w:hAnsi="맑은 고딕" w:eastAsia="맑은 고딕"/>
+          <w:b w:val="0"/>
+          <w:sz w:val="21"/>
+        </w:rPr>
+        <w:t>턴테이블과 카세트테이프가 청춘의 유일한 안식처였던 시절, 은은한 커피 향이 감돌던 음악다방의 묵직한 공기 속에서 흘러나오던 이 음악들은 청춘들의 고단한 일상을 부드럽게 어루만지고 미지의 세계를 향한 낭만적 동경을 불어넣어 준 따스한 정서적 나침반이었습니다.</w:t>
+      </w:r>
+    </w:p>
+    <w:p>
+      <w:pPr>
+        <w:spacing w:line="324" w:lineRule="auto" w:before="200" w:after="80"/>
+      </w:pPr>
+      <w:r>
+        <w:rPr w:rFonts="맑은 고딕">
+          <w:rFonts w:ascii="맑은 고딕" w:hAnsi="맑은 고딕" w:eastAsia="맑은 고딕"/>
+          <w:b/>
+          <w:color w:val="1E3A8A"/>
+          <w:sz w:val="24"/>
+        </w:rPr>
+        <w:t>4. 주요 수록곡 및 감상 제언</w:t>
+      </w:r>
+    </w:p>
+    <w:p>
+      <w:pPr>
+        <w:spacing w:line="324" w:lineRule="auto" w:after="80"/>
+      </w:pPr>
+      <w:r>
+        <w:rPr w:rFonts="맑은 고딕">
+          <w:rFonts w:ascii="맑은 고딕" w:hAnsi="맑은 고딕" w:eastAsia="맑은 고딕"/>
+          <w:b w:val="0"/>
+          <w:color w:val="6B7280"/>
+          <w:sz w:val="21"/>
+        </w:rPr>
+        <w:t xml:space="preserve">· </w:t>
+      </w:r>
+      <w:r>
+        <w:rPr w:rFonts="맑은 고딕">
+          <w:rFonts w:ascii="맑은 고딕" w:hAnsi="맑은 고딕" w:eastAsia="맑은 고딕"/>
+          <w:b/>
+          <w:color w:val="1F2937"/>
+          <w:sz w:val="21"/>
+        </w:rPr>
+        <w:t xml:space="preserve">주요 수록곡 특징: </w:t>
+      </w:r>
+      <w:r>
+        <w:rPr w:rFonts="맑은 고딕">
+          <w:rFonts w:ascii="맑은 고딕" w:hAnsi="맑은 고딕" w:eastAsia="맑은 고딕"/>
+          <w:b w:val="0"/>
+          <w:sz w:val="21"/>
+        </w:rPr>
+        <w:t>시대를 초월하여 애청되는 감미로운 스탠다드 팝 발라드부터 심장의 박동을 기분 좋게 울리는 리드미컬한 트랙에 이르기까지, 정교한 스트링 편곡과 깊은 서정성을 머금은 보컬이 절묘하게 교차하며 듣는 이의 심금을 울립니다.</w:t>
+      </w:r>
+    </w:p>
+    <w:p>
+      <w:pPr>
+        <w:spacing w:line="324" w:lineRule="auto" w:after="80"/>
+      </w:pPr>
+      <w:r>
+        <w:rPr w:rFonts="맑은 고딕">
+          <w:rFonts w:ascii="맑은 고딕" w:hAnsi="맑은 고딕" w:eastAsia="맑은 고딕"/>
+          <w:b w:val="0"/>
+          <w:color w:val="6B7280"/>
+          <w:sz w:val="21"/>
+        </w:rPr>
+        <w:t xml:space="preserve">· </w:t>
+      </w:r>
+      <w:r>
+        <w:rPr w:rFonts="맑은 고딕">
+          <w:rFonts w:ascii="맑은 고딕" w:hAnsi="맑은 고딕" w:eastAsia="맑은 고딕"/>
+          <w:b/>
+          <w:color w:val="1F2937"/>
+          <w:sz w:val="21"/>
+        </w:rPr>
+        <w:t xml:space="preserve">빈티지 감상 제언: </w:t>
+      </w:r>
+      <w:r>
+        <w:rPr w:rFonts="맑은 고딕">
+          <w:rFonts w:ascii="맑은 고딕" w:hAnsi="맑은 고딕" w:eastAsia="맑은 고딕"/>
+          <w:b w:val="0"/>
+          <w:sz w:val="21"/>
+        </w:rPr>
+        <w:t>진공관 앰프의 은은한 온기와 턴테이블의 묵직한 톤암이 맞물릴 때, 소릿골 사이로 피어오르는 부드러운 아날로그 질감과 자연스러운 배음은 현대의 디지털 음원이 결코 흉내 낼 수 없는 깊은 공간감과 농밀한 음악적 감동을 선사합니다.</w:t>
+      </w:r>
+    </w:p>
+    <w:p>
+      <w:pPr>
+        <w:spacing w:line="324" w:lineRule="auto" w:after="80"/>
+      </w:pPr>
+      <w:r>
+        <w:rPr w:rFonts="맑은 고딕">
+          <w:rFonts w:ascii="맑은 고딕" w:hAnsi="맑은 고딕" w:eastAsia="맑은 고딕"/>
+          <w:b w:val="0"/>
+          <w:color w:val="6B7280"/>
+          <w:sz w:val="21"/>
+        </w:rPr>
+        <w:t xml:space="preserve">· </w:t>
+      </w:r>
+      <w:r>
+        <w:rPr w:rFonts="맑은 고딕">
+          <w:rFonts w:ascii="맑은 고딕" w:hAnsi="맑은 고딕" w:eastAsia="맑은 고딕"/>
+          <w:b/>
+          <w:color w:val="1F2937"/>
+          <w:sz w:val="21"/>
+        </w:rPr>
+        <w:t xml:space="preserve">소장 가치: </w:t>
+      </w:r>
+      <w:r>
+        <w:rPr w:rFonts="맑은 고딕">
+          <w:rFonts w:ascii="맑은 고딕" w:hAnsi="맑은 고딕" w:eastAsia="맑은 고딕"/>
+          <w:b w:val="0"/>
+          <w:sz w:val="21"/>
+        </w:rPr>
+        <w:t>개별 싱글로는 일일이 구하기 힘든 보석 같은 히트곡들이 완벽한 호흡의 트랙 리스트로 결속되어 있어, 20세기 팝의 정수를 물질화된 바이닐 예술로 영구히 간직하고자 하는 컬렉터들에게 더없는 축복이자 높은 소장 가치를 지닙니다.</w:t>
+      </w:r>
+    </w:p>
+    <w:p>
+      <w:pPr>
+        <w:spacing w:line="324" w:lineRule="auto" w:after="120" w:before="160"/>
+      </w:pPr>
+      <w:r>
+        <w:rPr w:rFonts="맑은 고딕">
+          <w:rFonts w:ascii="맑은 고딕" w:hAnsi="맑은 고딕" w:eastAsia="맑은 고딕"/>
+          <w:b/>
+          <w:color w:val="4338CA"/>
+          <w:sz w:val="21"/>
+        </w:rPr>
+        <w:t>이 음반을 통해 턴테이블의 회전 속에 깃든 찬란했던 시대의 숨결과 시간의 모래시계를 거스르는 불멸의 선율이 전해주는 감동을 다시 한번 경험해 보시는 것은 어떨까요?</w:t>
       </w:r>
     </w:p>
     <w:sectPr>
       <w:pgSz w:w="12240" w:h="15840"/>
-      <w:pgMar w:top="1440" w:right="1440" w:bottom="1440" w:left="1440" w:header="720" w:footer="720" w:gutter="0"/>
+      <w:pgMar w:top="1152" w:right="1296" w:bottom="1152" w:left="1296" w:header="720" w:footer="720" w:gutter="0"/>
       <w:cols w:space="720"/>
       <w:docGrid w:linePitch="360"/>
     </w:sectPr>

--- a/word_reports/LP_0024_위치_324_Various Artists_Song Hit .docx
+++ b/word_reports/LP_0024_위치_324_Various Artists_Song Hit .docx
@@ -32,7 +32,7 @@
     </w:p>
     <w:p>
       <w:pPr>
-        <w:spacing w:line="324" w:lineRule="auto" w:before="80" w:after="160"/>
+        <w:spacing w:line="324" w:lineRule="auto" w:before="80" w:after="120"/>
       </w:pPr>
       <w:r>
         <w:rPr w:rFonts="맑은 고딕">
@@ -42,13 +42,6 @@
           <w:sz w:val="22"/>
         </w:rPr>
         <w:t xml:space="preserve">[음반 소개] </w:t>
-      </w:r>
-      <w:r>
-        <w:rPr w:rFonts="맑은 고딕">
-          <w:rFonts w:ascii="맑은 고딕" w:hAnsi="맑은 고딕" w:eastAsia="맑은 고딕"/>
-          <w:b w:val="0"/>
-          <w:sz w:val="21"/>
-        </w:rPr>
       </w:r>
     </w:p>
     <w:p>
@@ -61,7 +54,33 @@
           <w:b w:val="0"/>
           <w:sz w:val="21"/>
         </w:rPr>
-        <w:t>세월의 강을 건너 우리 곁으로 날아든 《Song Hit Vol. 9》는 시대를 풍미했던 불멸의 멜로디들이 한 폭의 비단처럼 유려하게 수놓아진 귀중한 옴니버스 명반입니다. 턴테이블의 바늘이 검은 소릿골을 스칠 때마다 피어오르는 다채로운 보컬과 풍성한 오케스트레이션은 격동과 낭만의 시대를 살아가던 이들에게 따스한 위안과 설렘을 건넸던 기억을 고스란히 환기합니다. 각기 다른 개성을 지닌 당대 최고의 명곡들이 절묘한 조화를 이루며 한 편의 서정시처럼 흐르는 이 음반은, 지나간 아날로그 황금기의 낭만적 정취를 오롯이 증명해 내는 빛나는 유산입니다.</w:t>
+        <w:t>한 시대를 풍미한 명곡들을 한 장의 바이닐(Vinyl)에 정성스레 담아낸 옴니버스 음반은, 언제나 그 시절의 문화적 공기와 대중의 서정을 온전히 품어내는 타임캡슐과도 같습니다. 《Song Hit Vol. 9》는 팝 음악의 황금기라 불리던 1970~80년대의 찬란한 유산 속에서, 대중성과 예술적 품격을 겸비한 명편들만을 엄선하여 엮어낸 걸작 앤솔로지입니다. 음반을 손에 쥐는 순간 느껴지는 묵직한 무게감은, 각기 다른 사연과 빛깔을 지닌 불멸의 멜로디들이 하나의 웅장한 서사시로 응축되어 있음을 웅변합니다.</w:t>
+      </w:r>
+    </w:p>
+    <w:p>
+      <w:pPr>
+        <w:spacing w:line="324" w:lineRule="auto" w:after="120"/>
+      </w:pPr>
+      <w:r>
+        <w:rPr w:rFonts="맑은 고딕">
+          <w:rFonts w:ascii="맑은 고딕" w:hAnsi="맑은 고딕" w:eastAsia="맑은 고딕"/>
+          <w:b w:val="0"/>
+          <w:sz w:val="21"/>
+        </w:rPr>
+        <w:t>개별 아티스트의 정규반이 미처 다 전하지 못했던 당대 팝 씬의 다채로운 스펙트럼이 이 한 장의 디스크 위에서 마법처럼 조화를 이룹니다. 서정적인 어쿠스틱 포크의 순수함부터 세련된 스트링 편곡이 돋보이는 팝 오케스트라, 그리고 가슴 깊은 곳을 울리는 소프트 록과 소울의 향연에 이르기까지, 트랙과 트랙 사이의 호흡은 지극히 정교하고 섬세하게 조율되어 있습니다. 단순한 상업적 편집 음반의 경계를 훌쩍 뛰어넘어, 음악을 통해 인간의 고독과 낭만을 어루만지고자 했던 당대 거장들의 예술적 숨결이 고스란히 숨 쉬고 있는 까닭입니다.</w:t>
+      </w:r>
+    </w:p>
+    <w:p>
+      <w:pPr>
+        <w:spacing w:line="324" w:lineRule="auto" w:after="120"/>
+      </w:pPr>
+      <w:r>
+        <w:rPr w:rFonts="맑은 고딕">
+          <w:rFonts w:ascii="맑은 고딕" w:hAnsi="맑은 고딕" w:eastAsia="맑은 고딕"/>
+          <w:b w:val="0"/>
+          <w:sz w:val="21"/>
+        </w:rPr>
+        <w:t>회색빛 도시의 번민을 안고 살아가던 청춘들에게 이 음반은 어두운 밤을 밝혀주는 따스한 등불이었으며, 음악 다방과 라디오 심야 방송의 창공을 유영하던 꿈의 집약체였습니다. 세월의 흐름 속에 많은 유행이 스러지고 디지털의 차가운 파형이 공간을 채우는 오늘날에도, 턴테이블의 플래터가 회전하며 소릿골을 파고드는 순간 피어오르는 이 앨범의 멜로디는 여전히 바래지 않는 짙은 아날로그의 향수와 서정적 전율을 선사합니다. 그것은 시간의 풍화를 견뎌낸 클래식만이 가질 수 있는 거룩한 품격이자 축복입니다.</w:t>
       </w:r>
     </w:p>
     <w:p>
@@ -168,7 +187,7 @@
           <w:b w:val="0"/>
           <w:sz w:val="21"/>
         </w:rPr>
-        <w:t>팝 음악의 르네상스를 이루었던 20세기 후반, 전 세계 음악 애호가들의 감성을 적셨던 최고의 히트곡들을 엄선하여 정규 라이선스 및 편집 음반 형태로 기획·발매된 역사적인 옴니버스 시리즈 LP입니다.</w:t>
+        <w:t>1970~80년대 대중음악의 전성기를 이끌었던 전설적인 히트 트랙들을 집대성한 옴니버스 컴필레이션 음반으로, 당대 명문 레이블의 오리지널 마스터 음원을 기반으로 품격 있게 기획·발매되었습니다.</w:t>
       </w:r>
     </w:p>
     <w:p>
@@ -199,7 +218,7 @@
           <w:b w:val="0"/>
           <w:sz w:val="21"/>
         </w:rPr>
-        <w:t>발매 당시 음악감상실과 라디오 방송가의 신청곡 순위를 휩쓸며 선풍적인 반응을 얻었으며, 단 한 장의 바이닐로 시대의 정수를 온전히 누릴 수 있다는 독보적인 매력 덕분에 대중과 애호가 모두에게 열렬한 사랑을 받으며 높은 판매고를 기록했습니다.</w:t>
+        <w:t>발매 당시 애호가들의 입소문과 라디오 리퀘스트 프로그램의 폭발적인 성원에 힘입어 오랫동안 음악 다방과 전국의 음반점을 수놓았으며, 시리즈 중에서도 음악적 균형미가 가장 탁월하여 높은 판매고를 기록한 스테디셀러입니다.</w:t>
       </w:r>
     </w:p>
     <w:p>
@@ -230,7 +249,7 @@
           <w:b w:val="0"/>
           <w:sz w:val="21"/>
         </w:rPr>
-        <w:t>수록된 개별 명곡들은 빌보드 핫 100 상위권을 석권하거나 그래미 어워드에 노미네이트되는 등 공인된 음악성을 자랑하며, 대중음악사에 굵직한 족적을 남긴 마스터피스들의 찬란한 집대성이라는 찬사를 받았습니다.</w:t>
+        <w:t>앨범에 수록된 개별 트랙 다수가 빌보드 핫 100 최상위권 랭크, 그래미 어워드 노미네이트 및 수상, 그리고 음반산업협회(RIAA) 골드/플래티넘 인증을 획득하며 전 세계 팝 역사에 굵직한 족적을 남긴 공인된 명곡들로 구성되어 있습니다.</w:t>
       </w:r>
     </w:p>
     <w:p>
@@ -275,7 +294,7 @@
           <w:b w:val="0"/>
           <w:sz w:val="21"/>
         </w:rPr>
-        <w:t>다국적 (미국, 영국 및 유럽 등)</w:t>
+        <w:t>다국적 (미국, 영국 및 유럽 연합)</w:t>
       </w:r>
     </w:p>
     <w:p>
@@ -306,7 +325,7 @@
           <w:b w:val="0"/>
           <w:sz w:val="21"/>
         </w:rPr>
-        <w:t>20세기 팝 음악의 황금기를 화려하게 수놓은 거장들</w:t>
+        <w:t>1960년대~1980년대 전성기 활동</w:t>
       </w:r>
     </w:p>
     <w:p>
@@ -337,7 +356,7 @@
           <w:b w:val="0"/>
           <w:sz w:val="21"/>
         </w:rPr>
-        <w:t>옴니버스 (솔로 및 보컬 그룹 연합)</w:t>
+        <w:t>옴니버스 앙상블 (솔로 싱어송라이터, 팝 보컬리스트, 전설적 밴드 혼합)</w:t>
       </w:r>
     </w:p>
     <w:p>
@@ -368,7 +387,7 @@
           <w:b w:val="0"/>
           <w:sz w:val="21"/>
         </w:rPr>
-        <w:t>본 작에 수록된 아티스트들은 각자의 독창적인 음악적 어법과 영혼을 울리는 보컬로 현대 대중음악의 황금기를 직조해 낸 당대 최고의 거장들입니다. 팝, 포크, 소울, 소프트 록 등 장르의 경계를 넘어 인간의 보편적인 희로애락을 감미로운 선율로 풀어내며 세계 팝 역사에 영원히 퇴색되지 않을 위대한 이정표를 세웠습니다.</w:t>
+        <w:t>팝과 록, 포크와 어덜트 컨템포러리의 경계를 자유롭게 넘나들며 대중음악의 문법을 완성해 낸 당대 최고의 보컬리스트와 연주자들이 한자리에 모였습니다. 각 아티스트의 독창적인 보이스 컬러와 세련된 송라이팅 감각은 오늘날까지도 수많은 후대 뮤지션들에게 마르지 않는 예술적 영감을 제공하고 있습니다.</w:t>
       </w:r>
     </w:p>
     <w:p>
@@ -413,7 +432,7 @@
           <w:b w:val="0"/>
           <w:sz w:val="21"/>
         </w:rPr>
-        <w:t>단편적인 유행가의 나열을 넘어 팝 음악이 대중성과 예술적 성숙을 동시에 꽃피우던 결정적 순간들을 완벽히 응축해 낸 큐레이션의 미학이자, 시대의 공기를 입체적으로 조망하게 하는 귀중한 기록물입니다.</w:t>
+        <w:t>단절된 싱글 곡들을 하나의 유기적인 흐름으로 승화시킨 '큐레이션의 미학'을 완벽히 보여주는 앨범입니다. 팝 역사상 가장 멜로디 라인이 찬란했던 시절의 정수를 한 장의 LP로 조망할 수 있게 함으로써, 대중음악 아카이브의 중요한 이정표 역할을 수행합니다.</w:t>
       </w:r>
     </w:p>
     <w:p>
@@ -444,7 +463,7 @@
           <w:b w:val="0"/>
           <w:sz w:val="21"/>
         </w:rPr>
-        <w:t>턴테이블과 카세트테이프가 청춘의 유일한 안식처였던 시절, 은은한 커피 향이 감돌던 음악다방의 묵직한 공기 속에서 흘러나오던 이 음악들은 청춘들의 고단한 일상을 부드럽게 어루만지고 미지의 세계를 향한 낭만적 동경을 불어넣어 준 따스한 정서적 나침반이었습니다.</w:t>
+        <w:t>아날로그 턴테이블 바늘 끝에서 울려 퍼지던 따뜻한 노랫말에 기대어 청춘의 고뇌와 낭만을 속삭이던 시대의 초상이 담겨 있습니다. 창밖으로 비가 내리던 날의 찻집, 라디오 주파수를 맞추며 밤을 지새우던 감수성 어린 청년 문화의 기억을 아련하게 환기해 줍니다.</w:t>
       </w:r>
     </w:p>
     <w:p>
@@ -489,7 +508,7 @@
           <w:b w:val="0"/>
           <w:sz w:val="21"/>
         </w:rPr>
-        <w:t>시대를 초월하여 애청되는 감미로운 스탠다드 팝 발라드부터 심장의 박동을 기분 좋게 울리는 리드미컬한 트랙에 이르기까지, 정교한 스트링 편곡과 깊은 서정성을 머금은 보컬이 절묘하게 교차하며 듣는 이의 심금을 울립니다.</w:t>
+        <w:t>가슴을 적시는 애절한 현악 세션과 유려한 어쿠스틱 기타가 이끄는 서정적 팝 발라드부터, 따스한 베이스 라인과 감미로운 하모니가 일품인 미디엄 템포 트랙까지 수록곡 전반이 우아한 선율미와 높은 완결성을 자랑합니다.</w:t>
       </w:r>
     </w:p>
     <w:p>
@@ -520,7 +539,7 @@
           <w:b w:val="0"/>
           <w:sz w:val="21"/>
         </w:rPr>
-        <w:t>진공관 앰프의 은은한 온기와 턴테이블의 묵직한 톤암이 맞물릴 때, 소릿골 사이로 피어오르는 부드러운 아날로그 질감과 자연스러운 배음은 현대의 디지털 음원이 결코 흉내 낼 수 없는 깊은 공간감과 농밀한 음악적 감동을 선사합니다.</w:t>
+        <w:t>진공관 앰프의 부드럽고 풍성한 중음역대와 영국계 빈티지 스피커의 따뜻한 음색 매칭을 적극 권합니다. 정숙한 리스닝 룸에서 33⅓ 회전으로 돌아가는 LP 특유의 은은한 표면 잡음(Surface Noise)과 미세한 배음의 여운을 음미할 때 비로소 진정한 아날로그의 향취를 마주할 수 있습니다.</w:t>
       </w:r>
     </w:p>
     <w:p>
@@ -551,7 +570,7 @@
           <w:b w:val="0"/>
           <w:sz w:val="21"/>
         </w:rPr>
-        <w:t>개별 싱글로는 일일이 구하기 힘든 보석 같은 히트곡들이 완벽한 호흡의 트랙 리스트로 결속되어 있어, 20세기 팝의 정수를 물질화된 바이닐 예술로 영구히 간직하고자 하는 컬렉터들에게 더없는 축복이자 높은 소장 가치를 지닙니다.</w:t>
+        <w:t>음원 스트리밍 사이트의 건조한 파일로는 절대 느낄 수 없는 바이닐 고유의 다이내믹 레인지와 시대의 정취를 품은 슬리브 디자인을 간직하고 있어, 정통 LP 수집가들에게 팝 황금기의 낭만을 오롯이 소유하는 각별한 기쁨을 선사합니다.</w:t>
       </w:r>
     </w:p>
     <w:p>
@@ -565,7 +584,7 @@
           <w:color w:val="4338CA"/>
           <w:sz w:val="21"/>
         </w:rPr>
-        <w:t>이 음반을 통해 턴테이블의 회전 속에 깃든 찬란했던 시대의 숨결과 시간의 모래시계를 거스르는 불멸의 선율이 전해주는 감동을 다시 한번 경험해 보시는 것은 어떨까요?</w:t>
+        <w:t>이 음반을 통해 아날로그 소릿골 깊은 곳에서 피어오르는 찬란했던 시절의 낭만과 명곡들이 전해주는 감동을 다시 한번 경험해 보시는 것은 어떨까요?</w:t>
       </w:r>
     </w:p>
     <w:sectPr>
